--- a/docs/학과홈페이지_Claude제작_가이드.docx
+++ b/docs/학과홈페이지_Claude제작_가이드.docx
@@ -143,7 +143,7 @@
                 <w:sz w:val="19"/>
                 <w:szCs w:val="19"/>
               </w:rPr>
-              <w:t xml:space="preserve">비용: Claude 사용료 약 200달러(약 28만 원) + 호스팅·DB·저장소는 전부 무료 요금제. 업체 외주 견적은 700만~2,000만 원이었습니다.</w:t>
+              <w:t xml:space="preserve">비용: Claude 사용료 약 200달러(약 28만 원) + DB·저장소는 무료 요금제. 호스팅(Vercel)은 무료(Hobby)로 시작했지만 방문·크롤러 요청이 월 100만 건을 넘어 한 달 만에 사이트가 멈춘 적이 있어, 유료(Pro, 월 20달러)를 예산에 잡아 두는 것이 안전합니다. 업체 외주 견적은 700만~2,000만 원이었습니다.</w:t>
             </w:r>
           </w:p>
         </w:tc>
@@ -826,7 +826,7 @@
                 <w:sz w:val="18"/>
                 <w:szCs w:val="18"/>
               </w:rPr>
-              <w:t xml:space="preserve">무료(Hobby)</w:t>
+              <w:t xml:space="preserve">무료(Hobby) → 필요 시 Pro 월 20달러</w:t>
             </w:r>
           </w:p>
         </w:tc>
@@ -858,7 +858,7 @@
                 <w:sz w:val="18"/>
                 <w:szCs w:val="18"/>
               </w:rPr>
-              <w:t xml:space="preserve">GitHub 계정으로 가입 → 리포 import 한 번이면 끝</w:t>
+              <w:t xml:space="preserve">GitHub 계정으로 가입 → 리포 import 한 번이면 끝. 무료는 월 요청 100만 건·함수 호출 100만 건 한도 — 넘으면 사이트가 통째로 멈추므로 영상·이미지는 R2에 두고 사용량(Usage)을 매달 확인</w:t>
             </w:r>
           </w:p>
         </w:tc>
@@ -2377,7 +2377,7 @@
           <w:sz w:val="21"/>
           <w:szCs w:val="21"/>
         </w:rPr>
-        <w:t xml:space="preserve">"무료 한도 넘는 거 없어?"를 가끔 물어보기. 저장 용량·메일 발송량이 한도에 가까우면 미리 알려 줍니다.</w:t>
+        <w:t xml:space="preserve">"무료 한도 넘는 거 없어?"를 매달 물어보기. 저장 용량·메일 발송량은 Claude가 확인해 주지만, Vercel 사용량(요청 수·함수 호출)은 Vercel 대시보드 Usage 화면을 담당자가 직접 봐야 합니다. 한도의 80%를 넘으면 미리 Pro로 올리는 편이 안전합니다.</w:t>
       </w:r>
     </w:p>
     <w:p>
@@ -3301,6 +3301,104 @@
                 <w:szCs w:val="18"/>
               </w:rPr>
               <w:t xml:space="preserve">이관 후 홈 화면 카드 썸네일을 한 번 훑어보기</w:t>
+            </w:r>
+          </w:p>
+        </w:tc>
+      </w:tr>
+      <w:tr>
+        <w:tc>
+          <w:tcPr>
+            <w:tcW w:type="dxa" w:w="2300"/>
+            <w:tcBorders>
+              <w:top w:val="single" w:color="CCCCCC" w:sz="4"/>
+              <w:left w:val="single" w:color="CCCCCC" w:sz="4"/>
+              <w:bottom w:val="single" w:color="CCCCCC" w:sz="4"/>
+              <w:right w:val="single" w:color="CCCCCC" w:sz="4"/>
+            </w:tcBorders>
+            <w:tcMar>
+              <w:top w:type="dxa" w:w="60"/>
+              <w:left w:type="dxa" w:w="100"/>
+              <w:bottom w:type="dxa" w:w="60"/>
+              <w:right w:type="dxa" w:w="100"/>
+            </w:tcMar>
+          </w:tcPr>
+          <w:p>
+            <w:pPr>
+              <w:spacing w:after="0" w:line="280"/>
+            </w:pPr>
+            <w:r>
+              <w:rPr>
+                <w:rFonts w:ascii="Malgun Gothic" w:cs="Malgun Gothic" w:eastAsia="Malgun Gothic" w:hAnsi="Malgun Gothic"/>
+                <w:b w:val="false"/>
+                <w:bCs w:val="false"/>
+                <w:sz w:val="18"/>
+                <w:szCs w:val="18"/>
+              </w:rPr>
+              <w:t xml:space="preserve">어느 날 사이트가 통째로 멈춤(402 오류)</w:t>
+            </w:r>
+          </w:p>
+        </w:tc>
+        <w:tc>
+          <w:tcPr>
+            <w:tcW w:type="dxa" w:w="3200"/>
+            <w:tcBorders>
+              <w:top w:val="single" w:color="CCCCCC" w:sz="4"/>
+              <w:left w:val="single" w:color="CCCCCC" w:sz="4"/>
+              <w:bottom w:val="single" w:color="CCCCCC" w:sz="4"/>
+              <w:right w:val="single" w:color="CCCCCC" w:sz="4"/>
+            </w:tcBorders>
+            <w:tcMar>
+              <w:top w:type="dxa" w:w="60"/>
+              <w:left w:type="dxa" w:w="100"/>
+              <w:bottom w:type="dxa" w:w="60"/>
+              <w:right w:type="dxa" w:w="100"/>
+            </w:tcMar>
+          </w:tcPr>
+          <w:p>
+            <w:pPr>
+              <w:spacing w:after="0" w:line="280"/>
+            </w:pPr>
+            <w:r>
+              <w:rPr>
+                <w:rFonts w:ascii="Malgun Gothic" w:cs="Malgun Gothic" w:eastAsia="Malgun Gothic" w:hAnsi="Malgun Gothic"/>
+                <w:b w:val="false"/>
+                <w:bCs w:val="false"/>
+                <w:sz w:val="18"/>
+                <w:szCs w:val="18"/>
+              </w:rPr>
+              <w:t xml:space="preserve">Vercel 무료 한도(월 요청 100만 건) 초과 — 홈 배경 영상이 5초마다 다시 요청되던 것 + 크롤러가 옛 글 4,700개를 반복 수집</w:t>
+            </w:r>
+          </w:p>
+        </w:tc>
+        <w:tc>
+          <w:tcPr>
+            <w:tcW w:type="dxa" w:w="3860"/>
+            <w:tcBorders>
+              <w:top w:val="single" w:color="CCCCCC" w:sz="4"/>
+              <w:left w:val="single" w:color="CCCCCC" w:sz="4"/>
+              <w:bottom w:val="single" w:color="CCCCCC" w:sz="4"/>
+              <w:right w:val="single" w:color="CCCCCC" w:sz="4"/>
+            </w:tcBorders>
+            <w:tcMar>
+              <w:top w:type="dxa" w:w="60"/>
+              <w:left w:type="dxa" w:w="100"/>
+              <w:bottom w:type="dxa" w:w="60"/>
+              <w:right w:type="dxa" w:w="100"/>
+            </w:tcMar>
+          </w:tcPr>
+          <w:p>
+            <w:pPr>
+              <w:spacing w:after="0" w:line="280"/>
+            </w:pPr>
+            <w:r>
+              <w:rPr>
+                <w:rFonts w:ascii="Malgun Gothic" w:cs="Malgun Gothic" w:eastAsia="Malgun Gothic" w:hAnsi="Malgun Gothic"/>
+                <w:b w:val="false"/>
+                <w:bCs w:val="false"/>
+                <w:sz w:val="18"/>
+                <w:szCs w:val="18"/>
+              </w:rPr>
+              <w:t xml:space="preserve">영상·이미지 파일은 처음부터 R2에서 서빙, AI 수집 봇 차단, 페이지 캐시 주기를 길게. 그래도 넘으면 Pro(월 20달러)로</w:t>
             </w:r>
           </w:p>
         </w:tc>
